--- a/public/templates/heshiis_kiro_template.docx
+++ b/public/templates/heshiis_kiro_template.docx
@@ -4,22 +4,22 @@
   <w:body>
     <w:p>
       <w:pPr>
-        <w:pStyle w:val="Title"/>
+        <w:spacing w:after="60"/>
         <w:jc w:val="center"/>
       </w:pPr>
       <w:r>
         <w:rPr>
           <w:b/>
           <w:bCs/>
-          <w:sz w:val="56"/>
-          <w:szCs w:val="56"/>
+          <w:sz w:val="40"/>
+          <w:szCs w:val="40"/>
         </w:rPr>
         <w:t xml:space="preserve">HESHIIS KIRO</w:t>
       </w:r>
     </w:p>
     <w:p>
       <w:pPr>
-        <w:spacing w:after="240"/>
+        <w:spacing w:after="120"/>
         <w:jc w:val="center"/>
       </w:pPr>
       <w:r>
@@ -27,475 +27,2276 @@
           <w:i/>
           <w:iCs/>
         </w:rPr>
-        <w:t xml:space="preserve">Nooca: {{SUB_TYPE}}</w:t>
-      </w:r>
-    </w:p>
-    <w:p>
-      <w:pPr>
-        <w:pStyle w:val="Heading2"/>
-        <w:spacing w:after="160"/>
+        <w:t xml:space="preserve">{{NOOCA_KIRADA}} — ku salaysan ku', wuxuu ku qorayaa xaaladda kirada.</w:t>
+      </w:r>
+    </w:p>
+    <w:p>
+      <w:pPr>
+        <w:pStyle w:val="Heading1"/>
+        <w:spacing w:after="120" w:before="240"/>
+      </w:pPr>
+      <w:r>
+        <w:t xml:space="preserve">1. XOGTA HESHIISKA</w:t>
+      </w:r>
+    </w:p>
+    <w:tbl>
+      <w:tblPr>
+        <w:tblW w:type="pct" w:w="5000"/>
+        <w:tblBorders>
+          <w:top w:val="single" w:color="auto" w:sz="4"/>
+          <w:left w:val="single" w:color="auto" w:sz="4"/>
+          <w:bottom w:val="single" w:color="auto" w:sz="4"/>
+          <w:right w:val="single" w:color="auto" w:sz="4"/>
+          <w:insideH w:val="single" w:color="auto" w:sz="4"/>
+          <w:insideV w:val="single" w:color="auto" w:sz="4"/>
+        </w:tblBorders>
+      </w:tblPr>
+      <w:tblGrid>
+        <w:gridCol w:w="2891"/>
+        <w:gridCol w:w="6747"/>
+      </w:tblGrid>
+      <w:tr>
+        <w:tc>
+          <w:tcPr>
+            <w:tcW w:type="pct" w:w="1500"/>
+            <w:tcBorders>
+              <w:top w:val="single" w:sz="4"/>
+              <w:left w:val="single" w:sz="4"/>
+              <w:bottom w:val="single" w:sz="4"/>
+              <w:right w:val="single" w:sz="4"/>
+            </w:tcBorders>
+            <w:tcMar>
+              <w:top w:type="dxa" w:w="80"/>
+              <w:left w:type="dxa" w:w="120"/>
+              <w:bottom w:type="dxa" w:w="80"/>
+              <w:right w:type="dxa" w:w="120"/>
+            </w:tcMar>
+            <w:vAlign w:val="center"/>
+          </w:tcPr>
+          <w:p>
+            <w:pPr>
+              <w:spacing w:after="0"/>
+            </w:pPr>
+            <w:r>
+              <w:rPr>
+                <w:b/>
+                <w:bCs/>
+              </w:rPr>
+              <w:t xml:space="preserve">Nambarka Tixraaca</w:t>
+            </w:r>
+          </w:p>
+        </w:tc>
+        <w:tc>
+          <w:tcPr>
+            <w:tcBorders>
+              <w:top w:val="single" w:sz="4"/>
+              <w:left w:val="single" w:sz="4"/>
+              <w:bottom w:val="single" w:sz="4"/>
+              <w:right w:val="single" w:sz="4"/>
+            </w:tcBorders>
+            <w:tcMar>
+              <w:top w:type="dxa" w:w="80"/>
+              <w:left w:type="dxa" w:w="120"/>
+              <w:bottom w:type="dxa" w:w="80"/>
+              <w:right w:type="dxa" w:w="120"/>
+            </w:tcMar>
+            <w:vAlign w:val="center"/>
+          </w:tcPr>
+          <w:p>
+            <w:pPr>
+              <w:spacing w:after="0"/>
+            </w:pPr>
+            <w:r>
+              <w:t xml:space="preserve">{{REF_NUMBER}}</w:t>
+            </w:r>
+          </w:p>
+        </w:tc>
+      </w:tr>
+      <w:tr>
+        <w:tc>
+          <w:tcPr>
+            <w:tcW w:type="pct" w:w="1500"/>
+            <w:tcBorders>
+              <w:top w:val="single" w:sz="4"/>
+              <w:left w:val="single" w:sz="4"/>
+              <w:bottom w:val="single" w:sz="4"/>
+              <w:right w:val="single" w:sz="4"/>
+            </w:tcBorders>
+            <w:tcMar>
+              <w:top w:type="dxa" w:w="80"/>
+              <w:left w:type="dxa" w:w="120"/>
+              <w:bottom w:type="dxa" w:w="80"/>
+              <w:right w:type="dxa" w:w="120"/>
+            </w:tcMar>
+            <w:vAlign w:val="center"/>
+          </w:tcPr>
+          <w:p>
+            <w:pPr>
+              <w:spacing w:after="0"/>
+            </w:pPr>
+            <w:r>
+              <w:rPr>
+                <w:b/>
+                <w:bCs/>
+              </w:rPr>
+              <w:t xml:space="preserve">Taariikhda Heshiiska</w:t>
+            </w:r>
+          </w:p>
+        </w:tc>
+        <w:tc>
+          <w:tcPr>
+            <w:tcBorders>
+              <w:top w:val="single" w:sz="4"/>
+              <w:left w:val="single" w:sz="4"/>
+              <w:bottom w:val="single" w:sz="4"/>
+              <w:right w:val="single" w:sz="4"/>
+            </w:tcBorders>
+            <w:tcMar>
+              <w:top w:type="dxa" w:w="80"/>
+              <w:left w:type="dxa" w:w="120"/>
+              <w:bottom w:type="dxa" w:w="80"/>
+              <w:right w:type="dxa" w:w="120"/>
+            </w:tcMar>
+            <w:vAlign w:val="center"/>
+          </w:tcPr>
+          <w:p>
+            <w:pPr>
+              <w:spacing w:after="0"/>
+            </w:pPr>
+            <w:r>
+              <w:t xml:space="preserve">{{TAARIIKH}}</w:t>
+            </w:r>
+          </w:p>
+        </w:tc>
+      </w:tr>
+      <w:tr>
+        <w:tc>
+          <w:tcPr>
+            <w:tcW w:type="pct" w:w="1500"/>
+            <w:tcBorders>
+              <w:top w:val="single" w:sz="4"/>
+              <w:left w:val="single" w:sz="4"/>
+              <w:bottom w:val="single" w:sz="4"/>
+              <w:right w:val="single" w:sz="4"/>
+            </w:tcBorders>
+            <w:tcMar>
+              <w:top w:type="dxa" w:w="80"/>
+              <w:left w:type="dxa" w:w="120"/>
+              <w:bottom w:type="dxa" w:w="80"/>
+              <w:right w:type="dxa" w:w="120"/>
+            </w:tcMar>
+            <w:vAlign w:val="center"/>
+          </w:tcPr>
+          <w:p>
+            <w:pPr>
+              <w:spacing w:after="0"/>
+            </w:pPr>
+            <w:r>
+              <w:rPr>
+                <w:b/>
+                <w:bCs/>
+              </w:rPr>
+              <w:t xml:space="preserve">Taariikhda Bilowga</w:t>
+            </w:r>
+          </w:p>
+        </w:tc>
+        <w:tc>
+          <w:tcPr>
+            <w:tcBorders>
+              <w:top w:val="single" w:sz="4"/>
+              <w:left w:val="single" w:sz="4"/>
+              <w:bottom w:val="single" w:sz="4"/>
+              <w:right w:val="single" w:sz="4"/>
+            </w:tcBorders>
+            <w:tcMar>
+              <w:top w:type="dxa" w:w="80"/>
+              <w:left w:type="dxa" w:w="120"/>
+              <w:bottom w:type="dxa" w:w="80"/>
+              <w:right w:type="dxa" w:w="120"/>
+            </w:tcMar>
+            <w:vAlign w:val="center"/>
+          </w:tcPr>
+          <w:p>
+            <w:pPr>
+              <w:spacing w:after="0"/>
+            </w:pPr>
+            <w:r>
+              <w:t xml:space="preserve">{{TAARIIKH_BILOWGA}}</w:t>
+            </w:r>
+          </w:p>
+        </w:tc>
+      </w:tr>
+    </w:tbl>
+    <w:p>
+      <w:pPr>
+        <w:spacing w:after="60"/>
       </w:pPr>
       <w:r>
         <w:rPr>
           <w:b/>
           <w:bCs/>
         </w:rPr>
-        <w:t xml:space="preserve">1. XOGTA HESHIISKA</w:t>
-      </w:r>
-    </w:p>
-    <w:p>
-      <w:pPr>
-        <w:spacing w:after="160"/>
-      </w:pPr>
-      <w:r>
-        <w:t xml:space="preserve">Nambarka Tixraaca: {{REFERENCE_NUMBER}}</w:t>
-      </w:r>
-    </w:p>
-    <w:p>
-      <w:pPr>
-        <w:spacing w:after="160"/>
-      </w:pPr>
-      <w:r>
-        <w:t xml:space="preserve">Taariikhda Heshiiska: {{CONTRACT_DATE}}</w:t>
-      </w:r>
-    </w:p>
-    <w:p>
-      <w:pPr>
-        <w:spacing w:after="160"/>
-      </w:pPr>
-      <w:r>
-        <w:t xml:space="preserve">Taariikhda Bilowga: {{TAARIIKHDA_BILOWGA}}</w:t>
-      </w:r>
-    </w:p>
-    <w:p>
-      <w:pPr>
-        <w:spacing w:after="160"/>
-      </w:pPr>
-      <w:r>
-        <w:t xml:space="preserve">Taariikhda Dhammaadka: {{TAARIIKHDA_DHAMMAADKA}}</w:t>
-      </w:r>
-    </w:p>
-    <w:p>
-      <w:pPr>
-        <w:pStyle w:val="Heading2"/>
-        <w:spacing w:after="160"/>
+        <w:t xml:space="preserve">{{IF:KIRO_XIDHAN}}</w:t>
+      </w:r>
+    </w:p>
+    <w:p>
+      <w:pPr>
+        <w:spacing w:after="120"/>
+      </w:pPr>
+      <w:r>
+        <w:t xml:space="preserve">Taariikhda Dhammaadka: {{TAARIIKH_DHAMMAAD}}</w:t>
+      </w:r>
+    </w:p>
+    <w:p>
+      <w:pPr>
+        <w:spacing w:after="60"/>
       </w:pPr>
       <w:r>
         <w:rPr>
           <w:b/>
           <w:bCs/>
         </w:rPr>
-        <w:t xml:space="preserve">2. KIREYEHA (LESSOR)</w:t>
-      </w:r>
-    </w:p>
-    <w:p>
-      <w:pPr>
-        <w:spacing w:after="160"/>
-      </w:pPr>
-      <w:r>
-        <w:t xml:space="preserve">Magaca: {{KIREYE_MAGAC}}</w:t>
-      </w:r>
-    </w:p>
-    <w:p>
-      <w:pPr>
-        <w:spacing w:after="160"/>
-      </w:pPr>
-      <w:r>
-        <w:t xml:space="preserve">Telefoon: {{KIREYE_TELEFOON}}</w:t>
-      </w:r>
-    </w:p>
-    <w:p>
-      <w:pPr>
-        <w:spacing w:after="160"/>
-      </w:pPr>
-      <w:r>
-        <w:t xml:space="preserve">Aqoonsi: {{KIREYE_AQOONSI}}</w:t>
-      </w:r>
-    </w:p>
-    <w:p>
-      <w:pPr>
-        <w:spacing w:after="160"/>
-      </w:pPr>
-      <w:r>
-        <w:t xml:space="preserve">Cinwaan: {{KIREYE_CINWAAN}}</w:t>
+        <w:t xml:space="preserve">{{END:KIRO_XIDHAN}}</w:t>
+      </w:r>
+    </w:p>
+    <w:p>
+      <w:pPr>
+        <w:spacing w:after="120"/>
+      </w:pPr>
+      <w:r>
+        <w:t xml:space="preserve">Shuruudaha Gaarka ah: {{SHURUUDAHA_GAARKA_AH}}</w:t>
+      </w:r>
+    </w:p>
+    <w:p>
+      <w:pPr>
+        <w:pStyle w:val="Heading1"/>
+        <w:spacing w:after="120" w:before="240"/>
+      </w:pPr>
+      <w:r>
+        <w:t xml:space="preserve">2. KIREEYAYAAL</w:t>
+      </w:r>
+    </w:p>
+    <w:p>
+      <w:pPr>
+        <w:spacing w:after="120"/>
+      </w:pPr>
+      <w:r>
+        <w:t xml:space="preserve">Kireeyaha (si kooban): {{KIREYE_MAGAC}} · {{KIREYE_TELEFOON}} · Aqoonsi: {{KIREYE_AQOONSI}} · {{KIREYE_CINWAAN}}</w:t>
       </w:r>
     </w:p>
     <w:p>
       <w:pPr>
         <w:spacing w:after="60"/>
-      </w:pPr>
-      <w:r>
-        <w:t xml:space="preserve">Kireeyayaal dheeraad ah: {{KIREYEYAYAAL_LIST}}</w:t>
-      </w:r>
-    </w:p>
-    <w:p>
-      <w:pPr>
-        <w:pStyle w:val="Heading2"/>
-        <w:spacing w:after="160"/>
       </w:pPr>
       <w:r>
         <w:rPr>
           <w:b/>
           <w:bCs/>
         </w:rPr>
-        <w:t xml:space="preserve">3. KIRAYSTAHA (LESSEE)</w:t>
-      </w:r>
-    </w:p>
-    <w:p>
-      <w:pPr>
-        <w:spacing w:after="160"/>
-      </w:pPr>
-      <w:r>
-        <w:t xml:space="preserve">Magaca: {{KIRAYSTE_MAGAC}}</w:t>
-      </w:r>
-    </w:p>
-    <w:p>
-      <w:pPr>
-        <w:spacing w:after="160"/>
-      </w:pPr>
-      <w:r>
-        <w:t xml:space="preserve">Telefoon: {{KIRAYSTE_TELEFOON}}</w:t>
-      </w:r>
-    </w:p>
-    <w:p>
-      <w:pPr>
-        <w:spacing w:after="160"/>
-      </w:pPr>
-      <w:r>
-        <w:t xml:space="preserve">Aqoonsi: {{KIRAYSTE_AQOONSI}}</w:t>
-      </w:r>
-    </w:p>
-    <w:p>
-      <w:pPr>
-        <w:spacing w:after="160"/>
-      </w:pPr>
-      <w:r>
-        <w:t xml:space="preserve">Cinwaan: {{KIRAYSTE_CINWAAN}}</w:t>
+        <w:t xml:space="preserve">{{#KIREYEYAYAAL}}</w:t>
+      </w:r>
+    </w:p>
+    <w:p>
+      <w:pPr>
+        <w:spacing w:after="120"/>
+      </w:pPr>
+      <w:r>
+        <w:t xml:space="preserve">Kireeye {{NUMBER}}: {{MAGAC}} · Telefoon: {{TELEFOON}} · Aqoonsi: {{AQOONSI}} · {{CINWAAN}}</w:t>
       </w:r>
     </w:p>
     <w:p>
       <w:pPr>
         <w:spacing w:after="60"/>
-      </w:pPr>
-      <w:r>
-        <w:t xml:space="preserve">Kiraystayaal dheeraad ah: {{KIRAYSTAYAAL_LIST}}</w:t>
-      </w:r>
-    </w:p>
-    <w:p>
-      <w:pPr>
-        <w:pStyle w:val="Heading2"/>
-        <w:spacing w:after="160"/>
       </w:pPr>
       <w:r>
         <w:rPr>
           <w:b/>
           <w:bCs/>
         </w:rPr>
-        <w:t xml:space="preserve">4. FAAHFAAHINTA GURIGA</w:t>
-      </w:r>
-    </w:p>
-    <w:p>
-      <w:pPr>
-        <w:spacing w:after="160"/>
-      </w:pPr>
-      <w:r>
-        <w:t xml:space="preserve">Nooca Guriga: {{NOOCA_GURIGA}}</w:t>
-      </w:r>
-    </w:p>
-    <w:p>
-      <w:pPr>
-        <w:spacing w:after="160"/>
-      </w:pPr>
-      <w:r>
-        <w:t xml:space="preserve">Goobta: {{GOOBTA}}</w:t>
-      </w:r>
-    </w:p>
-    <w:p>
-      <w:pPr>
-        <w:spacing w:after="160"/>
-      </w:pPr>
-      <w:r>
-        <w:t xml:space="preserve">Cinwaanka Guriga: {{CINWAANKA_GURIGA}}</w:t>
-      </w:r>
-    </w:p>
-    <w:p>
-      <w:pPr>
-        <w:spacing w:after="160"/>
-      </w:pPr>
-      <w:r>
-        <w:t xml:space="preserve">Sharraxaad: {{SHARRAXAADDA_GURIGA}}</w:t>
-      </w:r>
-    </w:p>
-    <w:p>
-      <w:pPr>
-        <w:spacing w:after="160"/>
-      </w:pPr>
-      <w:r>
-        <w:t xml:space="preserve">Qolada / Faahfaahin: {{QOLADA}}</w:t>
-      </w:r>
-    </w:p>
-    <w:p>
-      <w:pPr>
-        <w:pStyle w:val="Heading2"/>
-        <w:spacing w:after="160"/>
+        <w:t xml:space="preserve">{{IF:WAKIIL}}</w:t>
+      </w:r>
+    </w:p>
+    <w:p>
+      <w:pPr>
+        <w:spacing w:after="120"/>
+      </w:pPr>
+      <w:r>
+        <w:t xml:space="preserve">Wakiilka matalaya: {{WAKIIL_MAGAC}} — {{WAKIIL_TELEFOON}}</w:t>
+      </w:r>
+    </w:p>
+    <w:p>
+      <w:pPr>
+        <w:spacing w:after="60"/>
       </w:pPr>
       <w:r>
         <w:rPr>
           <w:b/>
           <w:bCs/>
         </w:rPr>
-        <w:t xml:space="preserve">5. LACAGTA &amp; HABKA BIXINTA</w:t>
-      </w:r>
-    </w:p>
-    <w:p>
-      <w:pPr>
-        <w:spacing w:after="160"/>
-      </w:pPr>
-      <w:r>
-        <w:t xml:space="preserve">Qiimaha Kirada Bishii: {{QIIMAHA_KIRADA}}</w:t>
-      </w:r>
-    </w:p>
-    <w:p>
-      <w:pPr>
-        <w:spacing w:after="160"/>
-      </w:pPr>
-      <w:r>
-        <w:t xml:space="preserve">Habka Bixinta: {{HABKA_BIXINTA}}</w:t>
-      </w:r>
-    </w:p>
-    <w:p>
-      <w:pPr>
-        <w:spacing w:after="160"/>
-      </w:pPr>
-      <w:r>
-        <w:t xml:space="preserve">Maalinta Bixinta: {{TAARIIKHDA_BIXINTA}}</w:t>
-      </w:r>
-    </w:p>
-    <w:p>
-      <w:pPr>
-        <w:spacing w:after="160"/>
-      </w:pPr>
-      <w:r>
-        <w:t xml:space="preserve">{{CLAUSE_MUQADIN}}</w:t>
-      </w:r>
-    </w:p>
-    <w:p>
-      <w:pPr>
-        <w:spacing w:after="160"/>
-      </w:pPr>
-      <w:r>
-        <w:t xml:space="preserve">Faahfaahin Lacagta: {{FAAHFAAHIN_LACAGTA}}</w:t>
-      </w:r>
-    </w:p>
-    <w:p>
-      <w:pPr>
-        <w:pStyle w:val="Heading2"/>
-        <w:spacing w:after="160"/>
+        <w:t xml:space="preserve">{{END:WAKIIL}}</w:t>
+      </w:r>
+    </w:p>
+    <w:p>
+      <w:pPr>
+        <w:spacing w:after="60"/>
       </w:pPr>
       <w:r>
         <w:rPr>
           <w:b/>
           <w:bCs/>
         </w:rPr>
-        <w:t xml:space="preserve">6. DEEBAAJI</w:t>
-      </w:r>
-    </w:p>
-    <w:p>
-      <w:pPr>
-        <w:spacing w:after="160"/>
-      </w:pPr>
-      <w:r>
-        <w:t xml:space="preserve">{{CLAUSE_DEEBAAJI}}</w:t>
-      </w:r>
-    </w:p>
-    <w:p>
-      <w:pPr>
-        <w:spacing w:after="160"/>
-      </w:pPr>
-      <w:r>
-        <w:t xml:space="preserve">Lacagta Deebaajiga: {{DEEBAAJI_AMOUNT}}</w:t>
-      </w:r>
-    </w:p>
-    <w:p>
-      <w:pPr>
-        <w:spacing w:after="160"/>
-      </w:pPr>
-      <w:r>
-        <w:t xml:space="preserve">Shuruudaha Deebaajiga: {{DEEBAAJI_SHURUUDO}}</w:t>
-      </w:r>
-    </w:p>
-    <w:p>
-      <w:pPr>
-        <w:pStyle w:val="Heading2"/>
-        <w:spacing w:after="160"/>
+        <w:t xml:space="preserve">{{IF:JOOGA}}</w:t>
+      </w:r>
+    </w:p>
+    <w:p>
+      <w:pPr>
+        <w:spacing w:after="120"/>
+      </w:pPr>
+      <w:r>
+        <w:rPr>
+          <w:i/>
+          <w:iCs/>
+        </w:rPr>
+        <w:t xml:space="preserve">Qofka wuxuu isaga jooga dhammaadka saxiixu.</w:t>
+      </w:r>
+    </w:p>
+    <w:p>
+      <w:pPr>
+        <w:spacing w:after="60"/>
       </w:pPr>
       <w:r>
         <w:rPr>
           <w:b/>
           <w:bCs/>
         </w:rPr>
-        <w:t xml:space="preserve">7. DAMIIN</w:t>
-      </w:r>
-    </w:p>
-    <w:p>
-      <w:pPr>
-        <w:spacing w:after="160"/>
-      </w:pPr>
-      <w:r>
-        <w:t xml:space="preserve">{{CLAUSE_DAMIIN}}</w:t>
-      </w:r>
-    </w:p>
-    <w:p>
-      <w:pPr>
-        <w:spacing w:after="160"/>
-      </w:pPr>
-      <w:r>
-        <w:t xml:space="preserve">Magaca Damiinka: {{DAMIIN_MAGAC}}</w:t>
-      </w:r>
-    </w:p>
-    <w:p>
-      <w:pPr>
-        <w:spacing w:after="160"/>
-      </w:pPr>
-      <w:r>
-        <w:t xml:space="preserve">Telefoon: {{DAMIIN_TELEFOON}}</w:t>
-      </w:r>
-    </w:p>
-    <w:p>
-      <w:pPr>
-        <w:spacing w:after="160"/>
-      </w:pPr>
-      <w:r>
-        <w:t xml:space="preserve">Aqoonsi: {{DAMIIN_AQOONSI}}</w:t>
-      </w:r>
-    </w:p>
-    <w:p>
-      <w:pPr>
-        <w:spacing w:after="160"/>
-      </w:pPr>
-      <w:r>
-        <w:t xml:space="preserve">Cinwaan: {{DAMIIN_CINWAAN}}</w:t>
-      </w:r>
-    </w:p>
-    <w:p>
-      <w:pPr>
-        <w:pStyle w:val="Heading2"/>
-        <w:spacing w:after="160"/>
+        <w:t xml:space="preserve">{{END:JOOGA}}</w:t>
+      </w:r>
+    </w:p>
+    <w:p>
+      <w:pPr>
+        <w:spacing w:after="60"/>
       </w:pPr>
       <w:r>
         <w:rPr>
           <w:b/>
           <w:bCs/>
         </w:rPr>
-        <w:t xml:space="preserve">8. OGAYSIINTA</w:t>
-      </w:r>
-    </w:p>
-    <w:p>
-      <w:pPr>
-        <w:spacing w:after="160"/>
-      </w:pPr>
-      <w:r>
-        <w:t xml:space="preserve">Mudada Ogaysiinta: {{MUDADA_OGAYSIINTA}}</w:t>
-      </w:r>
-    </w:p>
-    <w:p>
-      <w:pPr>
-        <w:spacing w:after="160"/>
-      </w:pPr>
-      <w:r>
-        <w:t xml:space="preserve">Shuruudaha Joojinta: {{SHURUUDAHA_JOOJINTA}}</w:t>
-      </w:r>
-    </w:p>
-    <w:p>
-      <w:pPr>
-        <w:spacing w:after="160"/>
-      </w:pPr>
-      <w:r>
-        <w:t xml:space="preserve">Faahfaahin Dheeraad: {{FAAHFAAHIN_OGAYSIINTA}}</w:t>
-      </w:r>
-    </w:p>
-    <w:p>
-      <w:pPr>
-        <w:pStyle w:val="Heading2"/>
-        <w:spacing w:after="160"/>
+        <w:t xml:space="preserve">{{/KIREYEYAYAAL}}</w:t>
+      </w:r>
+    </w:p>
+    <w:p>
+      <w:pPr>
+        <w:spacing w:after="120"/>
+      </w:pPr>
+      <w:r>
+        <w:t xml:space="preserve">Wakiillo Kireeyayaal (hal wakiil hal kireeye uu matalo):</w:t>
+      </w:r>
+    </w:p>
+    <w:p>
+      <w:pPr>
+        <w:spacing w:after="60"/>
       </w:pPr>
       <w:r>
         <w:rPr>
           <w:b/>
           <w:bCs/>
         </w:rPr>
-        <w:t xml:space="preserve">9. MARAGYO (WITNESSES)</w:t>
-      </w:r>
-    </w:p>
-    <w:p>
-      <w:pPr>
-        <w:spacing w:after="160"/>
-      </w:pPr>
-      <w:r>
-        <w:t xml:space="preserve">{{MARAGYO_LIST}}</w:t>
-      </w:r>
-    </w:p>
-    <w:p>
-      <w:pPr>
-        <w:pStyle w:val="Heading2"/>
-        <w:spacing w:after="160"/>
+        <w:t xml:space="preserve">{{#WAKIILO_KIREEYAYAAL}}</w:t>
+      </w:r>
+    </w:p>
+    <w:p>
+      <w:pPr>
+        <w:spacing w:after="120"/>
+      </w:pPr>
+      <w:r>
+        <w:t xml:space="preserve">{{NUMBER}}. {{MAGAC}} · {{TELEFOON}} — Matalaya: {{MATALAYA}}</w:t>
+      </w:r>
+    </w:p>
+    <w:p>
+      <w:pPr>
+        <w:spacing w:after="60"/>
       </w:pPr>
       <w:r>
         <w:rPr>
           <w:b/>
           <w:bCs/>
         </w:rPr>
-        <w:t xml:space="preserve">10. SHURUUDO DHEERAAD AH</w:t>
-      </w:r>
-    </w:p>
-    <w:p>
-      <w:pPr>
-        <w:spacing w:after="160"/>
-      </w:pPr>
-      <w:r>
-        <w:t xml:space="preserve">{{CLAUSE_DHEERAAD}}</w:t>
-      </w:r>
-    </w:p>
-    <w:p>
-      <w:pPr>
-        <w:spacing w:after="160"/>
-      </w:pPr>
-      <w:r>
-        <w:t xml:space="preserve">{{SHURUUDO_DHEERAAD}}</w:t>
-      </w:r>
-    </w:p>
-    <w:p>
-      <w:pPr>
-        <w:pStyle w:val="Heading2"/>
-        <w:spacing w:after="160"/>
+        <w:t xml:space="preserve">{{/WAKIILO_KIREEYAYAAL}}</w:t>
+      </w:r>
+    </w:p>
+    <w:p>
+      <w:pPr>
+        <w:pStyle w:val="Heading1"/>
+        <w:spacing w:after="120" w:before="240"/>
+      </w:pPr>
+      <w:r>
+        <w:t xml:space="preserve">3. KIRAYSTAYAAL</w:t>
+      </w:r>
+    </w:p>
+    <w:p>
+      <w:pPr>
+        <w:spacing w:after="120"/>
+      </w:pPr>
+      <w:r>
+        <w:t xml:space="preserve">Kiraystaha (si kooban): {{KIRAYSTE_MAGAC}} · {{KIRAYSTE_TELEFOON}} · Aqoonsi: {{KIRAYSTE_AQOONSI}} · {{KIRAYSTE_CINWAAN}}</w:t>
+      </w:r>
+    </w:p>
+    <w:p>
+      <w:pPr>
+        <w:spacing w:after="60"/>
       </w:pPr>
       <w:r>
         <w:rPr>
           <w:b/>
           <w:bCs/>
         </w:rPr>
-        <w:t xml:space="preserve">SHURUUDAHA GAARKA AH</w:t>
-      </w:r>
-    </w:p>
-    <w:p>
-      <w:pPr>
-        <w:spacing w:after="160"/>
-      </w:pPr>
-      <w:r>
-        <w:t xml:space="preserve">{{SHURUUDAHA_GAARKA_AH}}</w:t>
-      </w:r>
-    </w:p>
-    <w:p>
-      <w:pPr>
-        <w:spacing w:before="480"/>
-      </w:pPr>
-      <w:r>
-        <w:t xml:space="preserve">Saxiixa Kireeyaha: ______________________          Saxiixa Kiraystaha: ______________________</w:t>
+        <w:t xml:space="preserve">{{#KIRAYSTAYAAL}}</w:t>
+      </w:r>
+    </w:p>
+    <w:p>
+      <w:pPr>
+        <w:spacing w:after="120"/>
+      </w:pPr>
+      <w:r>
+        <w:t xml:space="preserve">Kirayste {{NUMBER}}: {{MAGAC}} · Telefoon: {{TELEFOON}} · Aqoonsi: {{AQOONSI}} · {{CINWAAN}}</w:t>
+      </w:r>
+    </w:p>
+    <w:p>
+      <w:pPr>
+        <w:spacing w:after="60"/>
+      </w:pPr>
+      <w:r>
+        <w:rPr>
+          <w:b/>
+          <w:bCs/>
+        </w:rPr>
+        <w:t xml:space="preserve">{{IF:WAKIIL}}</w:t>
+      </w:r>
+    </w:p>
+    <w:p>
+      <w:pPr>
+        <w:spacing w:after="120"/>
+      </w:pPr>
+      <w:r>
+        <w:t xml:space="preserve">Wakiilka matalaya: {{WAKIIL_MAGAC}} — {{WAKIIL_TELEFOON}}</w:t>
+      </w:r>
+    </w:p>
+    <w:p>
+      <w:pPr>
+        <w:spacing w:after="60"/>
+      </w:pPr>
+      <w:r>
+        <w:rPr>
+          <w:b/>
+          <w:bCs/>
+        </w:rPr>
+        <w:t xml:space="preserve">{{END:WAKIIL}}</w:t>
+      </w:r>
+    </w:p>
+    <w:p>
+      <w:pPr>
+        <w:spacing w:after="60"/>
+      </w:pPr>
+      <w:r>
+        <w:rPr>
+          <w:b/>
+          <w:bCs/>
+        </w:rPr>
+        <w:t xml:space="preserve">{{/KIRAYSTAYAAL}}</w:t>
+      </w:r>
+    </w:p>
+    <w:p>
+      <w:pPr>
+        <w:spacing w:after="60"/>
+      </w:pPr>
+      <w:r>
+        <w:rPr>
+          <w:b/>
+          <w:bCs/>
+        </w:rPr>
+        <w:t xml:space="preserve">{{#WAKIILO_KIRAYSTAYAAL}}</w:t>
+      </w:r>
+    </w:p>
+    <w:p>
+      <w:pPr>
+        <w:spacing w:after="120"/>
+      </w:pPr>
+      <w:r>
+        <w:t xml:space="preserve">{{NUMBER}}. {{MAGAC}} · {{TELEFOON}} — Matalaya: {{MATALAYA}}</w:t>
+      </w:r>
+    </w:p>
+    <w:p>
+      <w:pPr>
+        <w:spacing w:after="60"/>
+      </w:pPr>
+      <w:r>
+        <w:rPr>
+          <w:b/>
+          <w:bCs/>
+        </w:rPr>
+        <w:t xml:space="preserve">{{/WAKIILO_KIRAYSTAYAAL}}</w:t>
+      </w:r>
+    </w:p>
+    <w:p>
+      <w:pPr>
+        <w:pStyle w:val="Heading1"/>
+        <w:spacing w:after="120" w:before="240"/>
+      </w:pPr>
+      <w:r>
+        <w:t xml:space="preserve">4. FAAHFAAHINTA GURIGA</w:t>
+      </w:r>
+    </w:p>
+    <w:tbl>
+      <w:tblPr>
+        <w:tblW w:type="pct" w:w="5000"/>
+        <w:tblBorders>
+          <w:top w:val="single" w:color="auto" w:sz="4"/>
+          <w:left w:val="single" w:color="auto" w:sz="4"/>
+          <w:bottom w:val="single" w:color="auto" w:sz="4"/>
+          <w:right w:val="single" w:color="auto" w:sz="4"/>
+          <w:insideH w:val="single" w:color="auto" w:sz="4"/>
+          <w:insideV w:val="single" w:color="auto" w:sz="4"/>
+        </w:tblBorders>
+      </w:tblPr>
+      <w:tblGrid>
+        <w:gridCol w:w="2891"/>
+        <w:gridCol w:w="6747"/>
+      </w:tblGrid>
+      <w:tr>
+        <w:tc>
+          <w:tcPr>
+            <w:tcW w:type="pct" w:w="1500"/>
+            <w:tcBorders>
+              <w:top w:val="single" w:sz="4"/>
+              <w:left w:val="single" w:sz="4"/>
+              <w:bottom w:val="single" w:sz="4"/>
+              <w:right w:val="single" w:sz="4"/>
+            </w:tcBorders>
+            <w:tcMar>
+              <w:top w:type="dxa" w:w="80"/>
+              <w:left w:type="dxa" w:w="120"/>
+              <w:bottom w:type="dxa" w:w="80"/>
+              <w:right w:type="dxa" w:w="120"/>
+            </w:tcMar>
+            <w:vAlign w:val="center"/>
+          </w:tcPr>
+          <w:p>
+            <w:pPr>
+              <w:spacing w:after="0"/>
+            </w:pPr>
+            <w:r>
+              <w:rPr>
+                <w:b/>
+                <w:bCs/>
+              </w:rPr>
+              <w:t xml:space="preserve">Nooca Guriga</w:t>
+            </w:r>
+          </w:p>
+        </w:tc>
+        <w:tc>
+          <w:tcPr>
+            <w:tcBorders>
+              <w:top w:val="single" w:sz="4"/>
+              <w:left w:val="single" w:sz="4"/>
+              <w:bottom w:val="single" w:sz="4"/>
+              <w:right w:val="single" w:sz="4"/>
+            </w:tcBorders>
+            <w:tcMar>
+              <w:top w:type="dxa" w:w="80"/>
+              <w:left w:type="dxa" w:w="120"/>
+              <w:bottom w:type="dxa" w:w="80"/>
+              <w:right w:type="dxa" w:w="120"/>
+            </w:tcMar>
+            <w:vAlign w:val="center"/>
+          </w:tcPr>
+          <w:p>
+            <w:pPr>
+              <w:spacing w:after="0"/>
+            </w:pPr>
+            <w:r>
+              <w:t xml:space="preserve">{{GURI_NOOCA}}</w:t>
+            </w:r>
+          </w:p>
+        </w:tc>
+      </w:tr>
+      <w:tr>
+        <w:tc>
+          <w:tcPr>
+            <w:tcW w:type="pct" w:w="1500"/>
+            <w:tcBorders>
+              <w:top w:val="single" w:sz="4"/>
+              <w:left w:val="single" w:sz="4"/>
+              <w:bottom w:val="single" w:sz="4"/>
+              <w:right w:val="single" w:sz="4"/>
+            </w:tcBorders>
+            <w:tcMar>
+              <w:top w:type="dxa" w:w="80"/>
+              <w:left w:type="dxa" w:w="120"/>
+              <w:bottom w:type="dxa" w:w="80"/>
+              <w:right w:type="dxa" w:w="120"/>
+            </w:tcMar>
+            <w:vAlign w:val="center"/>
+          </w:tcPr>
+          <w:p>
+            <w:pPr>
+              <w:spacing w:after="0"/>
+            </w:pPr>
+            <w:r>
+              <w:rPr>
+                <w:b/>
+                <w:bCs/>
+              </w:rPr>
+              <w:t xml:space="preserve">Goobta</w:t>
+            </w:r>
+          </w:p>
+        </w:tc>
+        <w:tc>
+          <w:tcPr>
+            <w:tcBorders>
+              <w:top w:val="single" w:sz="4"/>
+              <w:left w:val="single" w:sz="4"/>
+              <w:bottom w:val="single" w:sz="4"/>
+              <w:right w:val="single" w:sz="4"/>
+            </w:tcBorders>
+            <w:tcMar>
+              <w:top w:type="dxa" w:w="80"/>
+              <w:left w:type="dxa" w:w="120"/>
+              <w:bottom w:type="dxa" w:w="80"/>
+              <w:right w:type="dxa" w:w="120"/>
+            </w:tcMar>
+            <w:vAlign w:val="center"/>
+          </w:tcPr>
+          <w:p>
+            <w:pPr>
+              <w:spacing w:after="0"/>
+            </w:pPr>
+            <w:r>
+              <w:t xml:space="preserve">{{GURI_GOOBTA}}</w:t>
+            </w:r>
+          </w:p>
+        </w:tc>
+      </w:tr>
+      <w:tr>
+        <w:tc>
+          <w:tcPr>
+            <w:tcW w:type="pct" w:w="1500"/>
+            <w:tcBorders>
+              <w:top w:val="single" w:sz="4"/>
+              <w:left w:val="single" w:sz="4"/>
+              <w:bottom w:val="single" w:sz="4"/>
+              <w:right w:val="single" w:sz="4"/>
+            </w:tcBorders>
+            <w:tcMar>
+              <w:top w:type="dxa" w:w="80"/>
+              <w:left w:type="dxa" w:w="120"/>
+              <w:bottom w:type="dxa" w:w="80"/>
+              <w:right w:type="dxa" w:w="120"/>
+            </w:tcMar>
+            <w:vAlign w:val="center"/>
+          </w:tcPr>
+          <w:p>
+            <w:pPr>
+              <w:spacing w:after="0"/>
+            </w:pPr>
+            <w:r>
+              <w:rPr>
+                <w:b/>
+                <w:bCs/>
+              </w:rPr>
+              <w:t xml:space="preserve">Cinwaanka</w:t>
+            </w:r>
+          </w:p>
+        </w:tc>
+        <w:tc>
+          <w:tcPr>
+            <w:tcBorders>
+              <w:top w:val="single" w:sz="4"/>
+              <w:left w:val="single" w:sz="4"/>
+              <w:bottom w:val="single" w:sz="4"/>
+              <w:right w:val="single" w:sz="4"/>
+            </w:tcBorders>
+            <w:tcMar>
+              <w:top w:type="dxa" w:w="80"/>
+              <w:left w:type="dxa" w:w="120"/>
+              <w:bottom w:type="dxa" w:w="80"/>
+              <w:right w:type="dxa" w:w="120"/>
+            </w:tcMar>
+            <w:vAlign w:val="center"/>
+          </w:tcPr>
+          <w:p>
+            <w:pPr>
+              <w:spacing w:after="0"/>
+            </w:pPr>
+            <w:r>
+              <w:t xml:space="preserve">{{GURI_CINWAAN}}</w:t>
+            </w:r>
+          </w:p>
+        </w:tc>
+      </w:tr>
+      <w:tr>
+        <w:tc>
+          <w:tcPr>
+            <w:tcW w:type="pct" w:w="1500"/>
+            <w:tcBorders>
+              <w:top w:val="single" w:sz="4"/>
+              <w:left w:val="single" w:sz="4"/>
+              <w:bottom w:val="single" w:sz="4"/>
+              <w:right w:val="single" w:sz="4"/>
+            </w:tcBorders>
+            <w:tcMar>
+              <w:top w:type="dxa" w:w="80"/>
+              <w:left w:type="dxa" w:w="120"/>
+              <w:bottom w:type="dxa" w:w="80"/>
+              <w:right w:type="dxa" w:w="120"/>
+            </w:tcMar>
+            <w:vAlign w:val="center"/>
+          </w:tcPr>
+          <w:p>
+            <w:pPr>
+              <w:spacing w:after="0"/>
+            </w:pPr>
+            <w:r>
+              <w:rPr>
+                <w:b/>
+                <w:bCs/>
+              </w:rPr>
+              <w:t xml:space="preserve">Faahfaahin kale</w:t>
+            </w:r>
+          </w:p>
+        </w:tc>
+        <w:tc>
+          <w:tcPr>
+            <w:tcBorders>
+              <w:top w:val="single" w:sz="4"/>
+              <w:left w:val="single" w:sz="4"/>
+              <w:bottom w:val="single" w:sz="4"/>
+              <w:right w:val="single" w:sz="4"/>
+            </w:tcBorders>
+            <w:tcMar>
+              <w:top w:type="dxa" w:w="80"/>
+              <w:left w:type="dxa" w:w="120"/>
+              <w:bottom w:type="dxa" w:w="80"/>
+              <w:right w:type="dxa" w:w="120"/>
+            </w:tcMar>
+            <w:vAlign w:val="center"/>
+          </w:tcPr>
+          <w:p>
+            <w:pPr>
+              <w:spacing w:after="0"/>
+            </w:pPr>
+            <w:r>
+              <w:t xml:space="preserve">{{GURI_SHARRAXAAD}}</w:t>
+            </w:r>
+          </w:p>
+        </w:tc>
+      </w:tr>
+      <w:tr>
+        <w:tc>
+          <w:tcPr>
+            <w:tcW w:type="pct" w:w="1500"/>
+            <w:tcBorders>
+              <w:top w:val="single" w:sz="4"/>
+              <w:left w:val="single" w:sz="4"/>
+              <w:bottom w:val="single" w:sz="4"/>
+              <w:right w:val="single" w:sz="4"/>
+            </w:tcBorders>
+            <w:tcMar>
+              <w:top w:type="dxa" w:w="80"/>
+              <w:left w:type="dxa" w:w="120"/>
+              <w:bottom w:type="dxa" w:w="80"/>
+              <w:right w:type="dxa" w:w="120"/>
+            </w:tcMar>
+            <w:vAlign w:val="center"/>
+          </w:tcPr>
+          <w:p>
+            <w:pPr>
+              <w:spacing w:after="0"/>
+            </w:pPr>
+            <w:r>
+              <w:rPr>
+                <w:b/>
+                <w:bCs/>
+              </w:rPr>
+              <w:t xml:space="preserve">Qolada / la xiriira</w:t>
+            </w:r>
+          </w:p>
+        </w:tc>
+        <w:tc>
+          <w:tcPr>
+            <w:tcBorders>
+              <w:top w:val="single" w:sz="4"/>
+              <w:left w:val="single" w:sz="4"/>
+              <w:bottom w:val="single" w:sz="4"/>
+              <w:right w:val="single" w:sz="4"/>
+            </w:tcBorders>
+            <w:tcMar>
+              <w:top w:type="dxa" w:w="80"/>
+              <w:left w:type="dxa" w:w="120"/>
+              <w:bottom w:type="dxa" w:w="80"/>
+              <w:right w:type="dxa" w:w="120"/>
+            </w:tcMar>
+            <w:vAlign w:val="center"/>
+          </w:tcPr>
+          <w:p>
+            <w:pPr>
+              <w:spacing w:after="0"/>
+            </w:pPr>
+            <w:r>
+              <w:t xml:space="preserve">{{GURI_QOLADA}}</w:t>
+            </w:r>
+          </w:p>
+        </w:tc>
+      </w:tr>
+    </w:tbl>
+    <w:p>
+      <w:pPr>
+        <w:pStyle w:val="Heading1"/>
+        <w:spacing w:after="120" w:before="240"/>
+      </w:pPr>
+      <w:r>
+        <w:t xml:space="preserve">5. LACAGTA &amp; HABKA BIXINTA</w:t>
+      </w:r>
+    </w:p>
+    <w:tbl>
+      <w:tblPr>
+        <w:tblW w:type="pct" w:w="5000"/>
+        <w:tblBorders>
+          <w:top w:val="single" w:color="auto" w:sz="4"/>
+          <w:left w:val="single" w:color="auto" w:sz="4"/>
+          <w:bottom w:val="single" w:color="auto" w:sz="4"/>
+          <w:right w:val="single" w:color="auto" w:sz="4"/>
+          <w:insideH w:val="single" w:color="auto" w:sz="4"/>
+          <w:insideV w:val="single" w:color="auto" w:sz="4"/>
+        </w:tblBorders>
+      </w:tblPr>
+      <w:tblGrid>
+        <w:gridCol w:w="2891"/>
+        <w:gridCol w:w="6747"/>
+      </w:tblGrid>
+      <w:tr>
+        <w:tc>
+          <w:tcPr>
+            <w:tcW w:type="pct" w:w="1500"/>
+            <w:tcBorders>
+              <w:top w:val="single" w:sz="4"/>
+              <w:left w:val="single" w:sz="4"/>
+              <w:bottom w:val="single" w:sz="4"/>
+              <w:right w:val="single" w:sz="4"/>
+            </w:tcBorders>
+            <w:tcMar>
+              <w:top w:type="dxa" w:w="80"/>
+              <w:left w:type="dxa" w:w="120"/>
+              <w:bottom w:type="dxa" w:w="80"/>
+              <w:right w:type="dxa" w:w="120"/>
+            </w:tcMar>
+            <w:vAlign w:val="center"/>
+          </w:tcPr>
+          <w:p>
+            <w:pPr>
+              <w:spacing w:after="0"/>
+            </w:pPr>
+            <w:r>
+              <w:rPr>
+                <w:b/>
+                <w:bCs/>
+              </w:rPr>
+              <w:t xml:space="preserve">Qiimaha Kirada Bishii</w:t>
+            </w:r>
+          </w:p>
+        </w:tc>
+        <w:tc>
+          <w:tcPr>
+            <w:tcBorders>
+              <w:top w:val="single" w:sz="4"/>
+              <w:left w:val="single" w:sz="4"/>
+              <w:bottom w:val="single" w:sz="4"/>
+              <w:right w:val="single" w:sz="4"/>
+            </w:tcBorders>
+            <w:tcMar>
+              <w:top w:type="dxa" w:w="80"/>
+              <w:left w:type="dxa" w:w="120"/>
+              <w:bottom w:type="dxa" w:w="80"/>
+              <w:right w:type="dxa" w:w="120"/>
+            </w:tcMar>
+            <w:vAlign w:val="center"/>
+          </w:tcPr>
+          <w:p>
+            <w:pPr>
+              <w:spacing w:after="0"/>
+            </w:pPr>
+            <w:r>
+              <w:t xml:space="preserve">{{KIRADA_QIIMAHA}}</w:t>
+            </w:r>
+          </w:p>
+        </w:tc>
+      </w:tr>
+      <w:tr>
+        <w:tc>
+          <w:tcPr>
+            <w:tcW w:type="pct" w:w="1500"/>
+            <w:tcBorders>
+              <w:top w:val="single" w:sz="4"/>
+              <w:left w:val="single" w:sz="4"/>
+              <w:bottom w:val="single" w:sz="4"/>
+              <w:right w:val="single" w:sz="4"/>
+            </w:tcBorders>
+            <w:tcMar>
+              <w:top w:type="dxa" w:w="80"/>
+              <w:left w:type="dxa" w:w="120"/>
+              <w:bottom w:type="dxa" w:w="80"/>
+              <w:right w:type="dxa" w:w="120"/>
+            </w:tcMar>
+            <w:vAlign w:val="center"/>
+          </w:tcPr>
+          <w:p>
+            <w:pPr>
+              <w:spacing w:after="0"/>
+            </w:pPr>
+            <w:r>
+              <w:rPr>
+                <w:b/>
+                <w:bCs/>
+              </w:rPr>
+              <w:t xml:space="preserve">Habka Bixinta</w:t>
+            </w:r>
+          </w:p>
+        </w:tc>
+        <w:tc>
+          <w:tcPr>
+            <w:tcBorders>
+              <w:top w:val="single" w:sz="4"/>
+              <w:left w:val="single" w:sz="4"/>
+              <w:bottom w:val="single" w:sz="4"/>
+              <w:right w:val="single" w:sz="4"/>
+            </w:tcBorders>
+            <w:tcMar>
+              <w:top w:type="dxa" w:w="80"/>
+              <w:left w:type="dxa" w:w="120"/>
+              <w:bottom w:type="dxa" w:w="80"/>
+              <w:right w:type="dxa" w:w="120"/>
+            </w:tcMar>
+            <w:vAlign w:val="center"/>
+          </w:tcPr>
+          <w:p>
+            <w:pPr>
+              <w:spacing w:after="0"/>
+            </w:pPr>
+            <w:r>
+              <w:t xml:space="preserve">{{HABKA_BIXINTA}}</w:t>
+            </w:r>
+          </w:p>
+        </w:tc>
+      </w:tr>
+      <w:tr>
+        <w:tc>
+          <w:tcPr>
+            <w:tcW w:type="pct" w:w="1500"/>
+            <w:tcBorders>
+              <w:top w:val="single" w:sz="4"/>
+              <w:left w:val="single" w:sz="4"/>
+              <w:bottom w:val="single" w:sz="4"/>
+              <w:right w:val="single" w:sz="4"/>
+            </w:tcBorders>
+            <w:tcMar>
+              <w:top w:type="dxa" w:w="80"/>
+              <w:left w:type="dxa" w:w="120"/>
+              <w:bottom w:type="dxa" w:w="80"/>
+              <w:right w:type="dxa" w:w="120"/>
+            </w:tcMar>
+            <w:vAlign w:val="center"/>
+          </w:tcPr>
+          <w:p>
+            <w:pPr>
+              <w:spacing w:after="0"/>
+            </w:pPr>
+            <w:r>
+              <w:rPr>
+                <w:b/>
+                <w:bCs/>
+              </w:rPr>
+              <w:t xml:space="preserve">Muddada Bixinta</w:t>
+            </w:r>
+          </w:p>
+        </w:tc>
+        <w:tc>
+          <w:tcPr>
+            <w:tcBorders>
+              <w:top w:val="single" w:sz="4"/>
+              <w:left w:val="single" w:sz="4"/>
+              <w:bottom w:val="single" w:sz="4"/>
+              <w:right w:val="single" w:sz="4"/>
+            </w:tcBorders>
+            <w:tcMar>
+              <w:top w:type="dxa" w:w="80"/>
+              <w:left w:type="dxa" w:w="120"/>
+              <w:bottom w:type="dxa" w:w="80"/>
+              <w:right w:type="dxa" w:w="120"/>
+            </w:tcMar>
+            <w:vAlign w:val="center"/>
+          </w:tcPr>
+          <w:p>
+            <w:pPr>
+              <w:spacing w:after="0"/>
+            </w:pPr>
+            <w:r>
+              <w:t xml:space="preserve">{{MUDDADA_BIXINTA}}</w:t>
+            </w:r>
+          </w:p>
+        </w:tc>
+      </w:tr>
+      <w:tr>
+        <w:tc>
+          <w:tcPr>
+            <w:tcW w:type="pct" w:w="1500"/>
+            <w:tcBorders>
+              <w:top w:val="single" w:sz="4"/>
+              <w:left w:val="single" w:sz="4"/>
+              <w:bottom w:val="single" w:sz="4"/>
+              <w:right w:val="single" w:sz="4"/>
+            </w:tcBorders>
+            <w:tcMar>
+              <w:top w:type="dxa" w:w="80"/>
+              <w:left w:type="dxa" w:w="120"/>
+              <w:bottom w:type="dxa" w:w="80"/>
+              <w:right w:type="dxa" w:w="120"/>
+            </w:tcMar>
+            <w:vAlign w:val="center"/>
+          </w:tcPr>
+          <w:p>
+            <w:pPr>
+              <w:spacing w:after="0"/>
+            </w:pPr>
+            <w:r>
+              <w:rPr>
+                <w:b/>
+                <w:bCs/>
+              </w:rPr>
+              <w:t xml:space="preserve">Bixinta Horay / Dambe</w:t>
+            </w:r>
+          </w:p>
+        </w:tc>
+        <w:tc>
+          <w:tcPr>
+            <w:tcBorders>
+              <w:top w:val="single" w:sz="4"/>
+              <w:left w:val="single" w:sz="4"/>
+              <w:bottom w:val="single" w:sz="4"/>
+              <w:right w:val="single" w:sz="4"/>
+            </w:tcBorders>
+            <w:tcMar>
+              <w:top w:type="dxa" w:w="80"/>
+              <w:left w:type="dxa" w:w="120"/>
+              <w:bottom w:type="dxa" w:w="80"/>
+              <w:right w:type="dxa" w:w="120"/>
+            </w:tcMar>
+            <w:vAlign w:val="center"/>
+          </w:tcPr>
+          <w:p>
+            <w:pPr>
+              <w:spacing w:after="0"/>
+            </w:pPr>
+            <w:r>
+              <w:t xml:space="preserve">{{BIXINTA_HORE}}</w:t>
+            </w:r>
+          </w:p>
+        </w:tc>
+      </w:tr>
+      <w:tr>
+        <w:tc>
+          <w:tcPr>
+            <w:tcW w:type="pct" w:w="1500"/>
+            <w:tcBorders>
+              <w:top w:val="single" w:sz="4"/>
+              <w:left w:val="single" w:sz="4"/>
+              <w:bottom w:val="single" w:sz="4"/>
+              <w:right w:val="single" w:sz="4"/>
+            </w:tcBorders>
+            <w:tcMar>
+              <w:top w:type="dxa" w:w="80"/>
+              <w:left w:type="dxa" w:w="120"/>
+              <w:bottom w:type="dxa" w:w="80"/>
+              <w:right w:type="dxa" w:w="120"/>
+            </w:tcMar>
+            <w:vAlign w:val="center"/>
+          </w:tcPr>
+          <w:p>
+            <w:pPr>
+              <w:spacing w:after="0"/>
+            </w:pPr>
+            <w:r>
+              <w:rPr>
+                <w:b/>
+                <w:bCs/>
+              </w:rPr>
+              <w:t xml:space="preserve">Faahfaahin kale</w:t>
+            </w:r>
+          </w:p>
+        </w:tc>
+        <w:tc>
+          <w:tcPr>
+            <w:tcBorders>
+              <w:top w:val="single" w:sz="4"/>
+              <w:left w:val="single" w:sz="4"/>
+              <w:bottom w:val="single" w:sz="4"/>
+              <w:right w:val="single" w:sz="4"/>
+            </w:tcBorders>
+            <w:tcMar>
+              <w:top w:type="dxa" w:w="80"/>
+              <w:left w:type="dxa" w:w="120"/>
+              <w:bottom w:type="dxa" w:w="80"/>
+              <w:right w:type="dxa" w:w="120"/>
+            </w:tcMar>
+            <w:vAlign w:val="center"/>
+          </w:tcPr>
+          <w:p>
+            <w:pPr>
+              <w:spacing w:after="0"/>
+            </w:pPr>
+            <w:r>
+              <w:t xml:space="preserve">{{FAAHFAAHIN_LACAGTA}}</w:t>
+            </w:r>
+          </w:p>
+        </w:tc>
+      </w:tr>
+    </w:tbl>
+    <w:p>
+      <w:pPr>
+        <w:spacing w:after="60"/>
+      </w:pPr>
+      <w:r>
+        <w:rPr>
+          <w:b/>
+          <w:bCs/>
+        </w:rPr>
+        <w:t xml:space="preserve">{{IF:DEEBAAJI_HAA}}</w:t>
+      </w:r>
+    </w:p>
+    <w:p>
+      <w:pPr>
+        <w:pStyle w:val="Heading1"/>
+        <w:spacing w:after="120" w:before="240"/>
+      </w:pPr>
+      <w:r>
+        <w:t xml:space="preserve">6. DEEBAAJI</w:t>
+      </w:r>
+    </w:p>
+    <w:tbl>
+      <w:tblPr>
+        <w:tblW w:type="pct" w:w="5000"/>
+        <w:tblBorders>
+          <w:top w:val="single" w:color="auto" w:sz="4"/>
+          <w:left w:val="single" w:color="auto" w:sz="4"/>
+          <w:bottom w:val="single" w:color="auto" w:sz="4"/>
+          <w:right w:val="single" w:color="auto" w:sz="4"/>
+          <w:insideH w:val="single" w:color="auto" w:sz="4"/>
+          <w:insideV w:val="single" w:color="auto" w:sz="4"/>
+        </w:tblBorders>
+      </w:tblPr>
+      <w:tblGrid>
+        <w:gridCol w:w="2891"/>
+        <w:gridCol w:w="6747"/>
+      </w:tblGrid>
+      <w:tr>
+        <w:tc>
+          <w:tcPr>
+            <w:tcW w:type="pct" w:w="1500"/>
+            <w:tcBorders>
+              <w:top w:val="single" w:sz="4"/>
+              <w:left w:val="single" w:sz="4"/>
+              <w:bottom w:val="single" w:sz="4"/>
+              <w:right w:val="single" w:sz="4"/>
+            </w:tcBorders>
+            <w:tcMar>
+              <w:top w:type="dxa" w:w="80"/>
+              <w:left w:type="dxa" w:w="120"/>
+              <w:bottom w:type="dxa" w:w="80"/>
+              <w:right w:type="dxa" w:w="120"/>
+            </w:tcMar>
+            <w:vAlign w:val="center"/>
+          </w:tcPr>
+          <w:p>
+            <w:pPr>
+              <w:spacing w:after="0"/>
+            </w:pPr>
+            <w:r>
+              <w:rPr>
+                <w:b/>
+                <w:bCs/>
+              </w:rPr>
+              <w:t xml:space="preserve">Qiimaha Deebaajiga (bil kasta)</w:t>
+            </w:r>
+          </w:p>
+        </w:tc>
+        <w:tc>
+          <w:tcPr>
+            <w:tcBorders>
+              <w:top w:val="single" w:sz="4"/>
+              <w:left w:val="single" w:sz="4"/>
+              <w:bottom w:val="single" w:sz="4"/>
+              <w:right w:val="single" w:sz="4"/>
+            </w:tcBorders>
+            <w:tcMar>
+              <w:top w:type="dxa" w:w="80"/>
+              <w:left w:type="dxa" w:w="120"/>
+              <w:bottom w:type="dxa" w:w="80"/>
+              <w:right w:type="dxa" w:w="120"/>
+            </w:tcMar>
+            <w:vAlign w:val="center"/>
+          </w:tcPr>
+          <w:p>
+            <w:pPr>
+              <w:spacing w:after="0"/>
+            </w:pPr>
+            <w:r>
+              <w:t xml:space="preserve">{{DEEBAAJI_QIIMAHA}}</w:t>
+            </w:r>
+          </w:p>
+        </w:tc>
+      </w:tr>
+      <w:tr>
+        <w:tc>
+          <w:tcPr>
+            <w:tcW w:type="pct" w:w="1500"/>
+            <w:tcBorders>
+              <w:top w:val="single" w:sz="4"/>
+              <w:left w:val="single" w:sz="4"/>
+              <w:bottom w:val="single" w:sz="4"/>
+              <w:right w:val="single" w:sz="4"/>
+            </w:tcBorders>
+            <w:tcMar>
+              <w:top w:type="dxa" w:w="80"/>
+              <w:left w:type="dxa" w:w="120"/>
+              <w:bottom w:type="dxa" w:w="80"/>
+              <w:right w:type="dxa" w:w="120"/>
+            </w:tcMar>
+            <w:vAlign w:val="center"/>
+          </w:tcPr>
+          <w:p>
+            <w:pPr>
+              <w:spacing w:after="0"/>
+            </w:pPr>
+            <w:r>
+              <w:rPr>
+                <w:b/>
+                <w:bCs/>
+              </w:rPr>
+              <w:t xml:space="preserve">Shuruudaha Deebaajiga</w:t>
+            </w:r>
+          </w:p>
+        </w:tc>
+        <w:tc>
+          <w:tcPr>
+            <w:tcBorders>
+              <w:top w:val="single" w:sz="4"/>
+              <w:left w:val="single" w:sz="4"/>
+              <w:bottom w:val="single" w:sz="4"/>
+              <w:right w:val="single" w:sz="4"/>
+            </w:tcBorders>
+            <w:tcMar>
+              <w:top w:type="dxa" w:w="80"/>
+              <w:left w:type="dxa" w:w="120"/>
+              <w:bottom w:type="dxa" w:w="80"/>
+              <w:right w:type="dxa" w:w="120"/>
+            </w:tcMar>
+            <w:vAlign w:val="center"/>
+          </w:tcPr>
+          <w:p>
+            <w:pPr>
+              <w:spacing w:after="0"/>
+            </w:pPr>
+            <w:r>
+              <w:t xml:space="preserve">{{DEEBAAJI_SHURUUDO}}</w:t>
+            </w:r>
+          </w:p>
+        </w:tc>
+      </w:tr>
+    </w:tbl>
+    <w:p>
+      <w:pPr>
+        <w:spacing w:after="60"/>
+      </w:pPr>
+      <w:r>
+        <w:rPr>
+          <w:b/>
+          <w:bCs/>
+        </w:rPr>
+        <w:t xml:space="preserve">{{END:DEEBAAJI_HAA}}</w:t>
+      </w:r>
+    </w:p>
+    <w:p>
+      <w:pPr>
+        <w:spacing w:after="60"/>
+      </w:pPr>
+      <w:r>
+        <w:rPr>
+          <w:b/>
+          <w:bCs/>
+        </w:rPr>
+        <w:t xml:space="preserve">{{IF:DAMIIN_HAA}}</w:t>
+      </w:r>
+    </w:p>
+    <w:p>
+      <w:pPr>
+        <w:pStyle w:val="Heading1"/>
+        <w:spacing w:after="120" w:before="240"/>
+      </w:pPr>
+      <w:r>
+        <w:t xml:space="preserve">7. DAMIIN (DAMMAANAD)</w:t>
+      </w:r>
+    </w:p>
+    <w:tbl>
+      <w:tblPr>
+        <w:tblW w:type="pct" w:w="5000"/>
+        <w:tblBorders>
+          <w:top w:val="single" w:color="auto" w:sz="4"/>
+          <w:left w:val="single" w:color="auto" w:sz="4"/>
+          <w:bottom w:val="single" w:color="auto" w:sz="4"/>
+          <w:right w:val="single" w:color="auto" w:sz="4"/>
+          <w:insideH w:val="single" w:color="auto" w:sz="4"/>
+          <w:insideV w:val="single" w:color="auto" w:sz="4"/>
+        </w:tblBorders>
+      </w:tblPr>
+      <w:tblGrid>
+        <w:gridCol w:w="2891"/>
+        <w:gridCol w:w="6747"/>
+      </w:tblGrid>
+      <w:tr>
+        <w:tc>
+          <w:tcPr>
+            <w:tcW w:type="pct" w:w="1500"/>
+            <w:tcBorders>
+              <w:top w:val="single" w:sz="4"/>
+              <w:left w:val="single" w:sz="4"/>
+              <w:bottom w:val="single" w:sz="4"/>
+              <w:right w:val="single" w:sz="4"/>
+            </w:tcBorders>
+            <w:tcMar>
+              <w:top w:type="dxa" w:w="80"/>
+              <w:left w:type="dxa" w:w="120"/>
+              <w:bottom w:type="dxa" w:w="80"/>
+              <w:right w:type="dxa" w:w="120"/>
+            </w:tcMar>
+            <w:vAlign w:val="center"/>
+          </w:tcPr>
+          <w:p>
+            <w:pPr>
+              <w:spacing w:after="0"/>
+            </w:pPr>
+            <w:r>
+              <w:rPr>
+                <w:b/>
+                <w:bCs/>
+              </w:rPr>
+              <w:t xml:space="preserve">Magaca Damiinka</w:t>
+            </w:r>
+          </w:p>
+        </w:tc>
+        <w:tc>
+          <w:tcPr>
+            <w:tcBorders>
+              <w:top w:val="single" w:sz="4"/>
+              <w:left w:val="single" w:sz="4"/>
+              <w:bottom w:val="single" w:sz="4"/>
+              <w:right w:val="single" w:sz="4"/>
+            </w:tcBorders>
+            <w:tcMar>
+              <w:top w:type="dxa" w:w="80"/>
+              <w:left w:type="dxa" w:w="120"/>
+              <w:bottom w:type="dxa" w:w="80"/>
+              <w:right w:type="dxa" w:w="120"/>
+            </w:tcMar>
+            <w:vAlign w:val="center"/>
+          </w:tcPr>
+          <w:p>
+            <w:pPr>
+              <w:spacing w:after="0"/>
+            </w:pPr>
+            <w:r>
+              <w:t xml:space="preserve">{{DAMIIN_MAGAC}}</w:t>
+            </w:r>
+          </w:p>
+        </w:tc>
+      </w:tr>
+      <w:tr>
+        <w:tc>
+          <w:tcPr>
+            <w:tcW w:type="pct" w:w="1500"/>
+            <w:tcBorders>
+              <w:top w:val="single" w:sz="4"/>
+              <w:left w:val="single" w:sz="4"/>
+              <w:bottom w:val="single" w:sz="4"/>
+              <w:right w:val="single" w:sz="4"/>
+            </w:tcBorders>
+            <w:tcMar>
+              <w:top w:type="dxa" w:w="80"/>
+              <w:left w:type="dxa" w:w="120"/>
+              <w:bottom w:type="dxa" w:w="80"/>
+              <w:right w:type="dxa" w:w="120"/>
+            </w:tcMar>
+            <w:vAlign w:val="center"/>
+          </w:tcPr>
+          <w:p>
+            <w:pPr>
+              <w:spacing w:after="0"/>
+            </w:pPr>
+            <w:r>
+              <w:rPr>
+                <w:b/>
+                <w:bCs/>
+              </w:rPr>
+              <w:t xml:space="preserve">Telefoonka</w:t>
+            </w:r>
+          </w:p>
+        </w:tc>
+        <w:tc>
+          <w:tcPr>
+            <w:tcBorders>
+              <w:top w:val="single" w:sz="4"/>
+              <w:left w:val="single" w:sz="4"/>
+              <w:bottom w:val="single" w:sz="4"/>
+              <w:right w:val="single" w:sz="4"/>
+            </w:tcBorders>
+            <w:tcMar>
+              <w:top w:type="dxa" w:w="80"/>
+              <w:left w:type="dxa" w:w="120"/>
+              <w:bottom w:type="dxa" w:w="80"/>
+              <w:right w:type="dxa" w:w="120"/>
+            </w:tcMar>
+            <w:vAlign w:val="center"/>
+          </w:tcPr>
+          <w:p>
+            <w:pPr>
+              <w:spacing w:after="0"/>
+            </w:pPr>
+            <w:r>
+              <w:t xml:space="preserve">{{DAMIIN_TELEFOON}}</w:t>
+            </w:r>
+          </w:p>
+        </w:tc>
+      </w:tr>
+      <w:tr>
+        <w:tc>
+          <w:tcPr>
+            <w:tcW w:type="pct" w:w="1500"/>
+            <w:tcBorders>
+              <w:top w:val="single" w:sz="4"/>
+              <w:left w:val="single" w:sz="4"/>
+              <w:bottom w:val="single" w:sz="4"/>
+              <w:right w:val="single" w:sz="4"/>
+            </w:tcBorders>
+            <w:tcMar>
+              <w:top w:type="dxa" w:w="80"/>
+              <w:left w:type="dxa" w:w="120"/>
+              <w:bottom w:type="dxa" w:w="80"/>
+              <w:right w:type="dxa" w:w="120"/>
+            </w:tcMar>
+            <w:vAlign w:val="center"/>
+          </w:tcPr>
+          <w:p>
+            <w:pPr>
+              <w:spacing w:after="0"/>
+            </w:pPr>
+            <w:r>
+              <w:rPr>
+                <w:b/>
+                <w:bCs/>
+              </w:rPr>
+              <w:t xml:space="preserve">Aqoonsiga</w:t>
+            </w:r>
+          </w:p>
+        </w:tc>
+        <w:tc>
+          <w:tcPr>
+            <w:tcBorders>
+              <w:top w:val="single" w:sz="4"/>
+              <w:left w:val="single" w:sz="4"/>
+              <w:bottom w:val="single" w:sz="4"/>
+              <w:right w:val="single" w:sz="4"/>
+            </w:tcBorders>
+            <w:tcMar>
+              <w:top w:type="dxa" w:w="80"/>
+              <w:left w:type="dxa" w:w="120"/>
+              <w:bottom w:type="dxa" w:w="80"/>
+              <w:right w:type="dxa" w:w="120"/>
+            </w:tcMar>
+            <w:vAlign w:val="center"/>
+          </w:tcPr>
+          <w:p>
+            <w:pPr>
+              <w:spacing w:after="0"/>
+            </w:pPr>
+            <w:r>
+              <w:t xml:space="preserve">{{DAMIIN_AQOONSI}}</w:t>
+            </w:r>
+          </w:p>
+        </w:tc>
+      </w:tr>
+      <w:tr>
+        <w:tc>
+          <w:tcPr>
+            <w:tcW w:type="pct" w:w="1500"/>
+            <w:tcBorders>
+              <w:top w:val="single" w:sz="4"/>
+              <w:left w:val="single" w:sz="4"/>
+              <w:bottom w:val="single" w:sz="4"/>
+              <w:right w:val="single" w:sz="4"/>
+            </w:tcBorders>
+            <w:tcMar>
+              <w:top w:type="dxa" w:w="80"/>
+              <w:left w:type="dxa" w:w="120"/>
+              <w:bottom w:type="dxa" w:w="80"/>
+              <w:right w:type="dxa" w:w="120"/>
+            </w:tcMar>
+            <w:vAlign w:val="center"/>
+          </w:tcPr>
+          <w:p>
+            <w:pPr>
+              <w:spacing w:after="0"/>
+            </w:pPr>
+            <w:r>
+              <w:rPr>
+                <w:b/>
+                <w:bCs/>
+              </w:rPr>
+              <w:t xml:space="preserve">Cinwaanka</w:t>
+            </w:r>
+          </w:p>
+        </w:tc>
+        <w:tc>
+          <w:tcPr>
+            <w:tcBorders>
+              <w:top w:val="single" w:sz="4"/>
+              <w:left w:val="single" w:sz="4"/>
+              <w:bottom w:val="single" w:sz="4"/>
+              <w:right w:val="single" w:sz="4"/>
+            </w:tcBorders>
+            <w:tcMar>
+              <w:top w:type="dxa" w:w="80"/>
+              <w:left w:type="dxa" w:w="120"/>
+              <w:bottom w:type="dxa" w:w="80"/>
+              <w:right w:type="dxa" w:w="120"/>
+            </w:tcMar>
+            <w:vAlign w:val="center"/>
+          </w:tcPr>
+          <w:p>
+            <w:pPr>
+              <w:spacing w:after="0"/>
+            </w:pPr>
+            <w:r>
+              <w:t xml:space="preserve">{{DAMIIN_CINWAAN}}</w:t>
+            </w:r>
+          </w:p>
+        </w:tc>
+      </w:tr>
+    </w:tbl>
+    <w:p>
+      <w:pPr>
+        <w:spacing w:after="60"/>
+      </w:pPr>
+      <w:r>
+        <w:rPr>
+          <w:b/>
+          <w:bCs/>
+        </w:rPr>
+        <w:t xml:space="preserve">{{END:DAMIIN_HAA}}</w:t>
+      </w:r>
+    </w:p>
+    <w:p>
+      <w:pPr>
+        <w:pStyle w:val="Heading1"/>
+        <w:spacing w:after="120" w:before="240"/>
+      </w:pPr>
+      <w:r>
+        <w:t xml:space="preserve">8. OGAYSIINTA</w:t>
+      </w:r>
+    </w:p>
+    <w:tbl>
+      <w:tblPr>
+        <w:tblW w:type="pct" w:w="5000"/>
+        <w:tblBorders>
+          <w:top w:val="single" w:color="auto" w:sz="4"/>
+          <w:left w:val="single" w:color="auto" w:sz="4"/>
+          <w:bottom w:val="single" w:color="auto" w:sz="4"/>
+          <w:right w:val="single" w:color="auto" w:sz="4"/>
+          <w:insideH w:val="single" w:color="auto" w:sz="4"/>
+          <w:insideV w:val="single" w:color="auto" w:sz="4"/>
+        </w:tblBorders>
+      </w:tblPr>
+      <w:tblGrid>
+        <w:gridCol w:w="2891"/>
+        <w:gridCol w:w="6747"/>
+      </w:tblGrid>
+      <w:tr>
+        <w:tc>
+          <w:tcPr>
+            <w:tcW w:type="pct" w:w="1500"/>
+            <w:tcBorders>
+              <w:top w:val="single" w:sz="4"/>
+              <w:left w:val="single" w:sz="4"/>
+              <w:bottom w:val="single" w:sz="4"/>
+              <w:right w:val="single" w:sz="4"/>
+            </w:tcBorders>
+            <w:tcMar>
+              <w:top w:type="dxa" w:w="80"/>
+              <w:left w:type="dxa" w:w="120"/>
+              <w:bottom w:type="dxa" w:w="80"/>
+              <w:right w:type="dxa" w:w="120"/>
+            </w:tcMar>
+            <w:vAlign w:val="center"/>
+          </w:tcPr>
+          <w:p>
+            <w:pPr>
+              <w:spacing w:after="0"/>
+            </w:pPr>
+            <w:r>
+              <w:rPr>
+                <w:b/>
+                <w:bCs/>
+              </w:rPr>
+              <w:t xml:space="preserve">Mudada Ogaysiinta</w:t>
+            </w:r>
+          </w:p>
+        </w:tc>
+        <w:tc>
+          <w:tcPr>
+            <w:tcBorders>
+              <w:top w:val="single" w:sz="4"/>
+              <w:left w:val="single" w:sz="4"/>
+              <w:bottom w:val="single" w:sz="4"/>
+              <w:right w:val="single" w:sz="4"/>
+            </w:tcBorders>
+            <w:tcMar>
+              <w:top w:type="dxa" w:w="80"/>
+              <w:left w:type="dxa" w:w="120"/>
+              <w:bottom w:type="dxa" w:w="80"/>
+              <w:right w:type="dxa" w:w="120"/>
+            </w:tcMar>
+            <w:vAlign w:val="center"/>
+          </w:tcPr>
+          <w:p>
+            <w:pPr>
+              <w:spacing w:after="0"/>
+            </w:pPr>
+            <w:r>
+              <w:t xml:space="preserve">{{OGAYSIIN_MUDADA}}</w:t>
+            </w:r>
+          </w:p>
+        </w:tc>
+      </w:tr>
+      <w:tr>
+        <w:tc>
+          <w:tcPr>
+            <w:tcW w:type="pct" w:w="1500"/>
+            <w:tcBorders>
+              <w:top w:val="single" w:sz="4"/>
+              <w:left w:val="single" w:sz="4"/>
+              <w:bottom w:val="single" w:sz="4"/>
+              <w:right w:val="single" w:sz="4"/>
+            </w:tcBorders>
+            <w:tcMar>
+              <w:top w:type="dxa" w:w="80"/>
+              <w:left w:type="dxa" w:w="120"/>
+              <w:bottom w:type="dxa" w:w="80"/>
+              <w:right w:type="dxa" w:w="120"/>
+            </w:tcMar>
+            <w:vAlign w:val="center"/>
+          </w:tcPr>
+          <w:p>
+            <w:pPr>
+              <w:spacing w:after="0"/>
+            </w:pPr>
+            <w:r>
+              <w:rPr>
+                <w:b/>
+                <w:bCs/>
+              </w:rPr>
+              <w:t xml:space="preserve">Shuruudaha Joojinta</w:t>
+            </w:r>
+          </w:p>
+        </w:tc>
+        <w:tc>
+          <w:tcPr>
+            <w:tcBorders>
+              <w:top w:val="single" w:sz="4"/>
+              <w:left w:val="single" w:sz="4"/>
+              <w:bottom w:val="single" w:sz="4"/>
+              <w:right w:val="single" w:sz="4"/>
+            </w:tcBorders>
+            <w:tcMar>
+              <w:top w:type="dxa" w:w="80"/>
+              <w:left w:type="dxa" w:w="120"/>
+              <w:bottom w:type="dxa" w:w="80"/>
+              <w:right w:type="dxa" w:w="120"/>
+            </w:tcMar>
+            <w:vAlign w:val="center"/>
+          </w:tcPr>
+          <w:p>
+            <w:pPr>
+              <w:spacing w:after="0"/>
+            </w:pPr>
+            <w:r>
+              <w:t xml:space="preserve">{{OGAYSIIN_SHURUUDAH}}</w:t>
+            </w:r>
+          </w:p>
+        </w:tc>
+      </w:tr>
+      <w:tr>
+        <w:tc>
+          <w:tcPr>
+            <w:tcW w:type="pct" w:w="1500"/>
+            <w:tcBorders>
+              <w:top w:val="single" w:sz="4"/>
+              <w:left w:val="single" w:sz="4"/>
+              <w:bottom w:val="single" w:sz="4"/>
+              <w:right w:val="single" w:sz="4"/>
+            </w:tcBorders>
+            <w:tcMar>
+              <w:top w:type="dxa" w:w="80"/>
+              <w:left w:type="dxa" w:w="120"/>
+              <w:bottom w:type="dxa" w:w="80"/>
+              <w:right w:type="dxa" w:w="120"/>
+            </w:tcMar>
+            <w:vAlign w:val="center"/>
+          </w:tcPr>
+          <w:p>
+            <w:pPr>
+              <w:spacing w:after="0"/>
+            </w:pPr>
+            <w:r>
+              <w:rPr>
+                <w:b/>
+                <w:bCs/>
+              </w:rPr>
+              <w:t xml:space="preserve">Faahfaahin kale</w:t>
+            </w:r>
+          </w:p>
+        </w:tc>
+        <w:tc>
+          <w:tcPr>
+            <w:tcBorders>
+              <w:top w:val="single" w:sz="4"/>
+              <w:left w:val="single" w:sz="4"/>
+              <w:bottom w:val="single" w:sz="4"/>
+              <w:right w:val="single" w:sz="4"/>
+            </w:tcBorders>
+            <w:tcMar>
+              <w:top w:type="dxa" w:w="80"/>
+              <w:left w:type="dxa" w:w="120"/>
+              <w:bottom w:type="dxa" w:w="80"/>
+              <w:right w:type="dxa" w:w="120"/>
+            </w:tcMar>
+            <w:vAlign w:val="center"/>
+          </w:tcPr>
+          <w:p>
+            <w:pPr>
+              <w:spacing w:after="0"/>
+            </w:pPr>
+            <w:r>
+              <w:t xml:space="preserve">{{OGAYSIIN_FAAHFAAHIN}}</w:t>
+            </w:r>
+          </w:p>
+        </w:tc>
+      </w:tr>
+    </w:tbl>
+    <w:p>
+      <w:pPr>
+        <w:pStyle w:val="Heading1"/>
+        <w:spacing w:after="120" w:before="240"/>
+      </w:pPr>
+      <w:r>
+        <w:t xml:space="preserve">9. MARAGYO</w:t>
+      </w:r>
+    </w:p>
+    <w:p>
+      <w:pPr>
+        <w:spacing w:after="60"/>
+      </w:pPr>
+      <w:r>
+        <w:rPr>
+          <w:b/>
+          <w:bCs/>
+        </w:rPr>
+        <w:t xml:space="preserve">{{#MARAGYO}}</w:t>
+      </w:r>
+    </w:p>
+    <w:p>
+      <w:pPr>
+        <w:spacing w:after="120"/>
+      </w:pPr>
+      <w:r>
+        <w:t xml:space="preserve">{{NUMBER}}. {{MAGAC}} · Telefoon: {{PHONE}} · Aqoonsi: {{ID}} · {{CINWAAN}}</w:t>
+      </w:r>
+    </w:p>
+    <w:p>
+      <w:pPr>
+        <w:spacing w:after="60"/>
+      </w:pPr>
+      <w:r>
+        <w:rPr>
+          <w:b/>
+          <w:bCs/>
+        </w:rPr>
+        <w:t xml:space="preserve">{{/MARAGYO}}</w:t>
+      </w:r>
+    </w:p>
+    <w:p>
+      <w:pPr>
+        <w:pStyle w:val="Heading1"/>
+        <w:spacing w:after="120" w:before="240"/>
+      </w:pPr>
+      <w:r>
+        <w:t xml:space="preserve">10. SHURUUDO DHEERAAD AH</w:t>
+      </w:r>
+    </w:p>
+    <w:p>
+      <w:pPr>
+        <w:spacing w:after="120"/>
+      </w:pPr>
+      <w:r>
+        <w:t xml:space="preserve">{{DHERAAD_SHURUUDO}}</w:t>
+      </w:r>
+    </w:p>
+    <w:p>
+      <w:pPr>
+        <w:pStyle w:val="Heading1"/>
+        <w:spacing w:after="120" w:before="240"/>
+      </w:pPr>
+      <w:r>
+        <w:t xml:space="preserve">11. SAXIIXA DIIJADALADA</w:t>
+      </w:r>
+    </w:p>
+    <w:tbl>
+      <w:tblPr>
+        <w:tblW w:type="pct" w:w="5000"/>
+        <w:tblBorders>
+          <w:top w:val="single" w:color="auto" w:sz="4"/>
+          <w:left w:val="single" w:color="auto" w:sz="4"/>
+          <w:bottom w:val="single" w:color="auto" w:sz="4"/>
+          <w:right w:val="single" w:color="auto" w:sz="4"/>
+          <w:insideH w:val="single" w:color="auto" w:sz="4"/>
+          <w:insideV w:val="single" w:color="auto" w:sz="4"/>
+        </w:tblBorders>
+      </w:tblPr>
+      <w:tblGrid>
+        <w:gridCol w:w="4819"/>
+        <w:gridCol w:w="4819"/>
+      </w:tblGrid>
+      <w:tr>
+        <w:tc>
+          <w:tcPr>
+            <w:tcW w:type="pct" w:w="2500"/>
+            <w:tcMar>
+              <w:top w:type="dxa" w:w="240"/>
+              <w:left w:type="dxa" w:w="120"/>
+              <w:bottom w:type="dxa" w:w="240"/>
+              <w:right w:type="dxa" w:w="120"/>
+            </w:tcMar>
+          </w:tcPr>
+          <w:p>
+            <w:pPr>
+              <w:pBdr>
+                <w:bottom w:val="single" w:sz="6"/>
+              </w:pBdr>
+              <w:spacing w:after="240"/>
+            </w:pPr>
+            <w:r>
+              <w:rPr>
+                <w:sz w:val="28"/>
+                <w:szCs w:val="28"/>
+              </w:rPr>
+              <w:t xml:space="preserve"> </w:t>
+            </w:r>
+          </w:p>
+          <w:p>
+            <w:pPr>
+              <w:spacing w:before="60"/>
+            </w:pPr>
+            <w:r>
+              <w:rPr>
+                <w:b/>
+                <w:bCs/>
+              </w:rPr>
+              <w:t xml:space="preserve">Saxiixa Kireeyaha</w:t>
+            </w:r>
+          </w:p>
+          <w:p>
+            <w:r>
+              <w:rPr>
+                <w:i/>
+                <w:iCs/>
+              </w:rPr>
+              <w:t xml:space="preserve">Saxiiid / Stamp:</w:t>
+            </w:r>
+          </w:p>
+        </w:tc>
+        <w:tc>
+          <w:tcPr>
+            <w:tcW w:type="pct" w:w="2500"/>
+            <w:tcMar>
+              <w:top w:type="dxa" w:w="240"/>
+              <w:left w:type="dxa" w:w="120"/>
+              <w:bottom w:type="dxa" w:w="240"/>
+              <w:right w:type="dxa" w:w="120"/>
+            </w:tcMar>
+          </w:tcPr>
+          <w:p>
+            <w:pPr>
+              <w:pBdr>
+                <w:bottom w:val="single" w:sz="6"/>
+              </w:pBdr>
+              <w:spacing w:after="240"/>
+            </w:pPr>
+            <w:r>
+              <w:rPr>
+                <w:sz w:val="28"/>
+                <w:szCs w:val="28"/>
+              </w:rPr>
+              <w:t xml:space="preserve"> </w:t>
+            </w:r>
+          </w:p>
+          <w:p>
+            <w:pPr>
+              <w:spacing w:before="60"/>
+            </w:pPr>
+            <w:r>
+              <w:rPr>
+                <w:b/>
+                <w:bCs/>
+              </w:rPr>
+              <w:t xml:space="preserve">Saxiixa Kiraystaha</w:t>
+            </w:r>
+          </w:p>
+          <w:p>
+            <w:r>
+              <w:rPr>
+                <w:i/>
+                <w:iCs/>
+              </w:rPr>
+              <w:t xml:space="preserve">Saxiiid / Stamp:</w:t>
+            </w:r>
+          </w:p>
+        </w:tc>
+      </w:tr>
+      <w:tr>
+        <w:tc>
+          <w:tcPr>
+            <w:tcW w:type="pct" w:w="2500"/>
+            <w:tcMar>
+              <w:top w:type="dxa" w:w="240"/>
+              <w:left w:type="dxa" w:w="120"/>
+              <w:bottom w:type="dxa" w:w="240"/>
+              <w:right w:type="dxa" w:w="120"/>
+            </w:tcMar>
+          </w:tcPr>
+          <w:p>
+            <w:pPr>
+              <w:pBdr>
+                <w:bottom w:val="single" w:sz="6"/>
+              </w:pBdr>
+              <w:spacing w:after="240"/>
+            </w:pPr>
+            <w:r>
+              <w:rPr>
+                <w:sz w:val="28"/>
+                <w:szCs w:val="28"/>
+              </w:rPr>
+              <w:t xml:space="preserve"> </w:t>
+            </w:r>
+          </w:p>
+          <w:p>
+            <w:pPr>
+              <w:spacing w:before="60"/>
+            </w:pPr>
+            <w:r>
+              <w:rPr>
+                <w:b/>
+                <w:bCs/>
+              </w:rPr>
+              <w:t xml:space="preserve">Magaca Kireeyaha: {{KIREYE_MAGAC}}</w:t>
+            </w:r>
+          </w:p>
+          <w:p>
+            <w:r>
+              <w:rPr>
+                <w:i/>
+                <w:iCs/>
+              </w:rPr>
+              <w:t xml:space="preserve">Saxiiid / Stamp:</w:t>
+            </w:r>
+          </w:p>
+        </w:tc>
+        <w:tc>
+          <w:tcPr>
+            <w:tcW w:type="pct" w:w="2500"/>
+            <w:tcMar>
+              <w:top w:type="dxa" w:w="240"/>
+              <w:left w:type="dxa" w:w="120"/>
+              <w:bottom w:type="dxa" w:w="240"/>
+              <w:right w:type="dxa" w:w="120"/>
+            </w:tcMar>
+          </w:tcPr>
+          <w:p>
+            <w:pPr>
+              <w:pBdr>
+                <w:bottom w:val="single" w:sz="6"/>
+              </w:pBdr>
+              <w:spacing w:after="240"/>
+            </w:pPr>
+            <w:r>
+              <w:rPr>
+                <w:sz w:val="28"/>
+                <w:szCs w:val="28"/>
+              </w:rPr>
+              <w:t xml:space="preserve"> </w:t>
+            </w:r>
+          </w:p>
+          <w:p>
+            <w:pPr>
+              <w:spacing w:before="60"/>
+            </w:pPr>
+            <w:r>
+              <w:rPr>
+                <w:b/>
+                <w:bCs/>
+              </w:rPr>
+              <w:t xml:space="preserve">Magaca Kiraystaha: {{KIRAYSTE_MAGAC}}</w:t>
+            </w:r>
+          </w:p>
+          <w:p>
+            <w:r>
+              <w:rPr>
+                <w:i/>
+                <w:iCs/>
+              </w:rPr>
+              <w:t xml:space="preserve">Saxiiid / Stamp:</w:t>
+            </w:r>
+          </w:p>
+        </w:tc>
+      </w:tr>
+    </w:tbl>
+    <w:p>
+      <w:pPr>
+        <w:pStyle w:val="Heading1"/>
+        <w:spacing w:after="120" w:before="240"/>
+      </w:pPr>
+      <w:r>
+        <w:t xml:space="preserve">12. SAXIIXA WAKIILKA</w:t>
+      </w:r>
+    </w:p>
+    <w:tbl>
+      <w:tblPr>
+        <w:tblW w:type="pct" w:w="5000"/>
+        <w:tblBorders>
+          <w:top w:val="single" w:color="auto" w:sz="4"/>
+          <w:left w:val="single" w:color="auto" w:sz="4"/>
+          <w:bottom w:val="single" w:color="auto" w:sz="4"/>
+          <w:right w:val="single" w:color="auto" w:sz="4"/>
+          <w:insideH w:val="single" w:color="auto" w:sz="4"/>
+          <w:insideV w:val="single" w:color="auto" w:sz="4"/>
+        </w:tblBorders>
+      </w:tblPr>
+      <w:tblGrid>
+        <w:gridCol w:w="9638"/>
+      </w:tblGrid>
+      <w:tr>
+        <w:tc>
+          <w:tcPr>
+            <w:tcW w:type="pct" w:w="5000"/>
+            <w:tcMar>
+              <w:top w:type="dxa" w:w="240"/>
+              <w:left w:type="dxa" w:w="120"/>
+              <w:bottom w:type="dxa" w:w="240"/>
+              <w:right w:type="dxa" w:w="120"/>
+            </w:tcMar>
+          </w:tcPr>
+          <w:p>
+            <w:pPr>
+              <w:pBdr>
+                <w:bottom w:val="single" w:sz="6"/>
+              </w:pBdr>
+              <w:spacing w:after="240"/>
+            </w:pPr>
+            <w:r>
+              <w:rPr>
+                <w:sz w:val="28"/>
+                <w:szCs w:val="28"/>
+              </w:rPr>
+              <w:t xml:space="preserve"> </w:t>
+            </w:r>
+          </w:p>
+          <w:p>
+            <w:pPr>
+              <w:spacing w:before="60"/>
+            </w:pPr>
+            <w:r>
+              <w:rPr>
+                <w:b/>
+                <w:bCs/>
+              </w:rPr>
+              <w:t xml:space="preserve">Saxiixa Wakiilka — {{WAKIIL_MAGAC}} ({{WAKIIL_TELEFOON}})</w:t>
+            </w:r>
+          </w:p>
+          <w:p>
+            <w:r>
+              <w:rPr>
+                <w:i/>
+                <w:iCs/>
+              </w:rPr>
+              <w:t xml:space="preserve">Saxiiid / Stamp:</w:t>
+            </w:r>
+          </w:p>
+        </w:tc>
+      </w:tr>
+    </w:tbl>
+    <w:p>
+      <w:pPr>
+        <w:spacing w:after="120"/>
+      </w:pPr>
+      <w:r>
+        <w:rPr>
+          <w:i/>
+          <w:iCs/>
+        </w:rPr>
+        <w:t xml:space="preserve">Wakiilka Kireeyaha: {{KIREEYE_WAKIIL_MAGAC}} — {{KIREEYE_WAKIIL_TELEFOON}} · Wakiilka Kiraystaha: {{KIRAYSTE_WAKIIL_MAGAC}} — {{KIRAYSTE_WAKIIL_TELEFOON}}</w:t>
+      </w:r>
+    </w:p>
+    <w:p>
+      <w:pPr>
+        <w:pStyle w:val="Heading1"/>
+        <w:spacing w:after="120" w:before="240"/>
+      </w:pPr>
+      <w:r>
+        <w:t xml:space="preserve">13. MARAGYO (SAXIIX)</w:t>
+      </w:r>
+    </w:p>
+    <w:tbl>
+      <w:tblPr>
+        <w:tblW w:type="pct" w:w="5000"/>
+        <w:tblBorders>
+          <w:top w:val="single" w:color="auto" w:sz="4"/>
+          <w:left w:val="single" w:color="auto" w:sz="4"/>
+          <w:bottom w:val="single" w:color="auto" w:sz="4"/>
+          <w:right w:val="single" w:color="auto" w:sz="4"/>
+          <w:insideH w:val="single" w:color="auto" w:sz="4"/>
+          <w:insideV w:val="single" w:color="auto" w:sz="4"/>
+        </w:tblBorders>
+      </w:tblPr>
+      <w:tblGrid>
+        <w:gridCol w:w="4819"/>
+        <w:gridCol w:w="4819"/>
+      </w:tblGrid>
+      <w:tr>
+        <w:tc>
+          <w:tcPr>
+            <w:tcW w:type="pct" w:w="2500"/>
+            <w:tcMar>
+              <w:top w:type="dxa" w:w="240"/>
+              <w:left w:type="dxa" w:w="120"/>
+              <w:bottom w:type="dxa" w:w="240"/>
+              <w:right w:type="dxa" w:w="120"/>
+            </w:tcMar>
+          </w:tcPr>
+          <w:p>
+            <w:pPr>
+              <w:pBdr>
+                <w:bottom w:val="single" w:sz="6"/>
+              </w:pBdr>
+              <w:spacing w:after="240"/>
+            </w:pPr>
+            <w:r>
+              <w:rPr>
+                <w:sz w:val="28"/>
+                <w:szCs w:val="28"/>
+              </w:rPr>
+              <w:t xml:space="preserve"> </w:t>
+            </w:r>
+          </w:p>
+          <w:p>
+            <w:pPr>
+              <w:spacing w:before="60"/>
+            </w:pPr>
+            <w:r>
+              <w:rPr>
+                <w:b/>
+                <w:bCs/>
+              </w:rPr>
+              <w:t xml:space="preserve">Marag 1</w:t>
+            </w:r>
+          </w:p>
+          <w:p>
+            <w:r>
+              <w:rPr>
+                <w:i/>
+                <w:iCs/>
+              </w:rPr>
+              <w:t xml:space="preserve">Saxiiid / Stamp:</w:t>
+            </w:r>
+          </w:p>
+        </w:tc>
+        <w:tc>
+          <w:tcPr>
+            <w:tcW w:type="pct" w:w="2500"/>
+            <w:tcMar>
+              <w:top w:type="dxa" w:w="240"/>
+              <w:left w:type="dxa" w:w="120"/>
+              <w:bottom w:type="dxa" w:w="240"/>
+              <w:right w:type="dxa" w:w="120"/>
+            </w:tcMar>
+          </w:tcPr>
+          <w:p>
+            <w:pPr>
+              <w:pBdr>
+                <w:bottom w:val="single" w:sz="6"/>
+              </w:pBdr>
+              <w:spacing w:after="240"/>
+            </w:pPr>
+            <w:r>
+              <w:rPr>
+                <w:sz w:val="28"/>
+                <w:szCs w:val="28"/>
+              </w:rPr>
+              <w:t xml:space="preserve"> </w:t>
+            </w:r>
+          </w:p>
+          <w:p>
+            <w:pPr>
+              <w:spacing w:before="60"/>
+            </w:pPr>
+            <w:r>
+              <w:rPr>
+                <w:b/>
+                <w:bCs/>
+              </w:rPr>
+              <w:t xml:space="preserve">Marag 2</w:t>
+            </w:r>
+          </w:p>
+          <w:p>
+            <w:r>
+              <w:rPr>
+                <w:i/>
+                <w:iCs/>
+              </w:rPr>
+              <w:t xml:space="preserve">Saxiiid / Stamp:</w:t>
+            </w:r>
+          </w:p>
+        </w:tc>
+      </w:tr>
+    </w:tbl>
+    <w:p>
+      <w:pPr>
+        <w:spacing w:after="120"/>
+      </w:pPr>
+      <w:r>
+        <w:rPr>
+          <w:i/>
+          <w:iCs/>
+        </w:rPr>
+        <w:t xml:space="preserve">Xogta dhabta ah waa in lagu buuxiyo marka heshiiska la abuurayo — template-ka waa iska leh user-ka, qoraalka sharciga wuxuu beddeli karaa.</w:t>
       </w:r>
     </w:p>
     <w:sectPr>
       <w:pgSz w:w="11906" w:h="16838" w:orient="portrait"/>
-      <w:pgMar w:top="1440" w:right="1440" w:bottom="1440" w:left="1440" w:header="708" w:footer="708" w:gutter="0"/>
+      <w:pgMar w:top="1134" w:right="1134" w:bottom="1134" w:left="1134" w:header="708" w:footer="708" w:gutter="0"/>
       <w:pgNumType/>
       <w:docGrid w:linePitch="360"/>
     </w:sectPr>
@@ -677,12 +2478,16 @@
   <w:docDefaults>
     <w:rPrDefault>
       <w:rPr>
-        <w:rFonts w:ascii="Calibri" w:cs="Calibri" w:eastAsia="Calibri" w:hAnsi="Calibri"/>
-        <w:sz w:val="24"/>
-        <w:szCs w:val="24"/>
+        <w:rFonts w:ascii="Arial" w:cs="Arial" w:eastAsia="Arial" w:hAnsi="Arial"/>
+        <w:sz w:val="22"/>
+        <w:szCs w:val="22"/>
       </w:rPr>
     </w:rPrDefault>
-    <w:pPrDefault/>
+    <w:pPrDefault>
+      <w:pPr>
+        <w:spacing w:line="276"/>
+      </w:pPr>
+    </w:pPrDefault>
   </w:docDefaults>
   <w:style w:type="paragraph" w:styleId="Normal" w:default="1">
     <w:name w:val="Normal"/>
